--- a/_site/posts/2023-06-09-naturaleza-humana/index.docx
+++ b/_site/posts/2023-06-09-naturaleza-humana/index.docx
@@ -44,7 +44,7 @@
         <w:t xml:space="preserve"> </w:t>
       </w:r>
     </w:p>
-    <w:bookmarkStart w:id="20" w:name="title"/>
+    <w:bookmarkStart w:id="22" w:name="title"/>
     <w:p>
       <w:pPr>
         <w:pStyle w:val="Heading1"/>
@@ -93,8 +93,8 @@
         <w:t xml:space="preserve"> </w:t>
       </w:r>
     </w:p>
-    <w:bookmarkEnd w:id="20"/>
-    <w:bookmarkStart w:id="24" w:name="author-note"/>
+    <w:bookmarkEnd w:id="22"/>
+    <w:bookmarkStart w:id="26" w:name="author-note"/>
     <w:p>
       <w:pPr>
         <w:pStyle w:val="Heading1"/>
@@ -113,15 +113,15 @@
       <w:r>
         <w:t xml:space="preserve"> </w:t>
       </w:r>
-      <w:bookmarkStart w:id="21" w:name="orchid"/>
+      <w:bookmarkStart w:id="23" w:name="orchid"/>
       <w:r>
         <w:t xml:space="preserve">Orcid ID Logo: A green circle with white letters ID</w:t>
       </w:r>
-      <w:bookmarkEnd w:id="21"/>
-      <w:r>
-        <w:t xml:space="preserve"> </w:t>
-      </w:r>
-      <w:hyperlink r:id="rId22">
+      <w:bookmarkEnd w:id="23"/>
+      <w:r>
+        <w:t xml:space="preserve"> </w:t>
+      </w:r>
+      <w:hyperlink r:id="rId24">
         <w:r>
           <w:rPr>
             <w:rStyle w:val="Hyperlink"/>
@@ -160,7 +160,7 @@
         <w:t xml:space="preserve">: </w:t>
       </w:r>
       <w:r>
-        <w:t xml:space="preserve">conceptualización y redacción</w:t>
+        <w:t xml:space="preserve">conceptualización, metodología, análisis formal, investigación, recursos, curación de datos, redacción, visualización, supervisión, y administración del proyecto</w:t>
       </w:r>
     </w:p>
     <w:p>
@@ -168,12 +168,12 @@
         <w:pStyle w:val="BodyText"/>
       </w:pPr>
       <w:r>
-        <w:t xml:space="preserve">La correspondencia relativa a este artículo debe dirigirse a Edison Achalma, Escuela Profesional de Economía, Universidad Nacional de San Cristóbal de Huamanga, Ayacucho, AYA, Perú, Email:</w:t>
-      </w:r>
-      <w:r>
-        <w:t xml:space="preserve"> </w:t>
-      </w:r>
-      <w:hyperlink r:id="rId23">
+        <w:t xml:space="preserve">La correspondencia relativa a este artículo debe dirigirse a Edison Achalma, Escuela Profesional de Economía, Universidad Nacional de San Cristóbal de Huamanga, Portal Independencia N° 57, Ayacucho, AYA 5001, Perú, Email:</w:t>
+      </w:r>
+      <w:r>
+        <w:t xml:space="preserve"> </w:t>
+      </w:r>
+      <w:hyperlink r:id="rId25">
         <w:r>
           <w:rPr>
             <w:rStyle w:val="Hyperlink"/>
@@ -187,8 +187,8 @@
         <w:br w:type="page"/>
       </w:r>
     </w:p>
-    <w:bookmarkEnd w:id="24"/>
-    <w:bookmarkStart w:id="25" w:name="abstract"/>
+    <w:bookmarkEnd w:id="26"/>
+    <w:bookmarkStart w:id="27" w:name="abstract"/>
     <w:p>
       <w:pPr>
         <w:pStyle w:val="Heading1"/>
@@ -225,8 +225,8 @@
         <w:br w:type="page"/>
       </w:r>
     </w:p>
-    <w:bookmarkEnd w:id="25"/>
-    <w:bookmarkStart w:id="26" w:name="firstheader"/>
+    <w:bookmarkEnd w:id="27"/>
+    <w:bookmarkStart w:id="28" w:name="firstheader"/>
     <w:p>
       <w:pPr>
         <w:pStyle w:val="Heading1"/>
@@ -235,8 +235,8 @@
         <w:t xml:space="preserve">La naturaleza humana</w:t>
       </w:r>
     </w:p>
-    <w:bookmarkEnd w:id="26"/>
-    <w:bookmarkStart w:id="31" w:name="introducción"/>
+    <w:bookmarkEnd w:id="28"/>
+    <w:bookmarkStart w:id="33" w:name="introducción"/>
     <w:p>
       <w:pPr>
         <w:pStyle w:val="Heading1"/>
@@ -245,7 +245,7 @@
         <w:t xml:space="preserve">1. Introducción</w:t>
       </w:r>
     </w:p>
-    <w:bookmarkStart w:id="30" w:name="Xddc993a50272c0c27d2ec42e7c1a846df55f705"/>
+    <w:bookmarkStart w:id="32" w:name="Xddc993a50272c0c27d2ec42e7c1a846df55f705"/>
     <w:p>
       <w:pPr>
         <w:pStyle w:val="Heading2"/>
@@ -265,7 +265,7 @@
         <w:rPr>
           <w:rStyle w:val="FootnoteReference"/>
         </w:rPr>
-        <w:footnoteReference w:id="27"/>
+        <w:footnoteReference w:id="29"/>
       </w:r>
       <w:r>
         <w:t xml:space="preserve"> </w:t>
@@ -300,7 +300,7 @@
         <w:rPr>
           <w:rStyle w:val="FootnoteReference"/>
         </w:rPr>
-        <w:footnoteReference w:id="28"/>
+        <w:footnoteReference w:id="30"/>
       </w:r>
       <w:r>
         <w:t xml:space="preserve"> </w:t>
@@ -325,7 +325,7 @@
         <w:rPr>
           <w:rStyle w:val="FootnoteReference"/>
         </w:rPr>
-        <w:footnoteReference w:id="29"/>
+        <w:footnoteReference w:id="31"/>
       </w:r>
     </w:p>
     <w:p>
@@ -336,9 +336,9 @@
         <w:t xml:space="preserve">Entonces profundizaremos en la importancia de elegir conscientemente nuestra definición de naturaleza humana y entender las implicaciones de nuestras creencias. Dependiendo de la idea de naturaleza humana que adoptemos, aceptaremos un conjunto de creencias que pueden permitir o limitar ciertas formas de ser, vivir y existir en el mundo.</w:t>
       </w:r>
     </w:p>
-    <w:bookmarkEnd w:id="30"/>
-    <w:bookmarkEnd w:id="31"/>
-    <w:bookmarkStart w:id="37" w:name="definiciones-de-naturaleza-humana"/>
+    <w:bookmarkEnd w:id="32"/>
+    <w:bookmarkEnd w:id="33"/>
+    <w:bookmarkStart w:id="39" w:name="definiciones-de-naturaleza-humana"/>
     <w:p>
       <w:pPr>
         <w:pStyle w:val="Heading1"/>
@@ -362,7 +362,7 @@
         <w:t xml:space="preserve">. Existen múltiples respuestas populares a esta pregunta, y, por supuesto, el contenido de la definición varía según nuestras creencias y nuestra cultura.</w:t>
       </w:r>
     </w:p>
-    <w:bookmarkStart w:id="33" w:name="respuestas-metafísicas-y-antimetafísicas"/>
+    <w:bookmarkStart w:id="35" w:name="respuestas-metafísicas-y-antimetafísicas"/>
     <w:p>
       <w:pPr>
         <w:pStyle w:val="Heading2"/>
@@ -419,11 +419,11 @@
         <w:rPr>
           <w:rStyle w:val="FootnoteReference"/>
         </w:rPr>
-        <w:footnoteReference w:id="32"/>
-      </w:r>
-    </w:p>
-    <w:bookmarkEnd w:id="33"/>
-    <w:bookmarkStart w:id="34" w:name="la-perspectiva-de-david-hume-y-karl-marx"/>
+        <w:footnoteReference w:id="34"/>
+      </w:r>
+    </w:p>
+    <w:bookmarkEnd w:id="35"/>
+    <w:bookmarkStart w:id="36" w:name="la-perspectiva-de-david-hume-y-karl-marx"/>
     <w:p>
       <w:pPr>
         <w:pStyle w:val="Heading2"/>
@@ -456,8 +456,8 @@
         <w:t xml:space="preserve">En contraste, las respuestas de Marx y Hume podríamos llamarlas más realistas, aunque el término correcto sería anti-metafísicas. Estas respuestas intentan basarse en hechos de nuestra realidad. En el caso de Hume, nos quedamos con la idea de que los seres humanos son el resultado de nuestras capacidades intelectuales y afectivas, lo que determina nuestra naturaleza.</w:t>
       </w:r>
     </w:p>
-    <w:bookmarkEnd w:id="34"/>
-    <w:bookmarkStart w:id="36" w:name="la-visión-de-sigmund-freud"/>
+    <w:bookmarkEnd w:id="36"/>
+    <w:bookmarkStart w:id="38" w:name="la-visión-de-sigmund-freud"/>
     <w:p>
       <w:pPr>
         <w:pStyle w:val="Heading2"/>
@@ -477,7 +477,7 @@
         <w:rPr>
           <w:rStyle w:val="FootnoteReference"/>
         </w:rPr>
-        <w:footnoteReference w:id="35"/>
+        <w:footnoteReference w:id="37"/>
       </w:r>
     </w:p>
     <w:p>
@@ -488,9 +488,9 @@
         <w:t xml:space="preserve">Lo importante de este tipo de pensamiento anti-metafísico es que nos permite definir la naturaleza humana sin necesidad de determinar ninguna esencia, lo cual es positivo.</w:t>
       </w:r>
     </w:p>
-    <w:bookmarkEnd w:id="36"/>
-    <w:bookmarkEnd w:id="37"/>
-    <w:bookmarkStart w:id="46" w:name="X6626e57d77058d3b5060ddcc237374cae11532c"/>
+    <w:bookmarkEnd w:id="38"/>
+    <w:bookmarkEnd w:id="39"/>
+    <w:bookmarkStart w:id="48" w:name="X6626e57d77058d3b5060ddcc237374cae11532c"/>
     <w:p>
       <w:pPr>
         <w:pStyle w:val="Heading1"/>
@@ -499,7 +499,7 @@
         <w:t xml:space="preserve">3. Implicaciones de las creencias sobre la naturaleza humana:</w:t>
       </w:r>
     </w:p>
-    <w:bookmarkStart w:id="38" w:name="X7cc19e219edc1c576bb4c3e7a720c2aa3ca916b"/>
+    <w:bookmarkStart w:id="40" w:name="X7cc19e219edc1c576bb4c3e7a720c2aa3ca916b"/>
     <w:p>
       <w:pPr>
         <w:pStyle w:val="Heading2"/>
@@ -516,8 +516,8 @@
         <w:t xml:space="preserve">Observemos que cuando Rousseau y Hobbes determinaron la naturaleza humana como buena o mala, estaban estableciendo una esencia. Si creemos en Hobbes, afirmamos que somos esencialmente malos y estamos inclinados naturalmente a hacer daño a otros seres vivos. Por otro lado, si creemos en Rousseau, afirmamos que nuestra naturaleza es esencialmente buena y, por lo tanto, nos inclinamos a realizar actos buenos. Si reflexionamos sobre estas afirmaciones, nos damos cuenta de que al determinar una esencia, estamos definiendo cómo debe ser una cosa o una persona, imponiendo límites y delimitando la capacidad de acción. Es importante recordar que todo límite es una convención y no debemos olvidarlo.</w:t>
       </w:r>
     </w:p>
-    <w:bookmarkEnd w:id="38"/>
-    <w:bookmarkStart w:id="39" w:name="X3e5b41418f38fdbb08fef06dae87a03449186c2"/>
+    <w:bookmarkEnd w:id="40"/>
+    <w:bookmarkStart w:id="41" w:name="X3e5b41418f38fdbb08fef06dae87a03449186c2"/>
     <w:p>
       <w:pPr>
         <w:pStyle w:val="Heading2"/>
@@ -550,8 +550,8 @@
         <w:t xml:space="preserve">Recordemos que la respuesta metafísica sostiene que el ser humano tiene una esencia buena o mala, mientras que la respuesta anti-metafísica afirma que no tenemos una esencia, sino que somos el resultado de todo lo que nos sucede en la vida.</w:t>
       </w:r>
     </w:p>
-    <w:bookmarkEnd w:id="39"/>
-    <w:bookmarkStart w:id="40" w:name="Xbf3ee0ec1eaec84452258da3f9456d1789a1938"/>
+    <w:bookmarkEnd w:id="41"/>
+    <w:bookmarkStart w:id="42" w:name="Xbf3ee0ec1eaec84452258da3f9456d1789a1938"/>
     <w:p>
       <w:pPr>
         <w:pStyle w:val="Heading2"/>
@@ -580,8 +580,8 @@
         <w:t xml:space="preserve">en nosotros o en nuestra especie son las que delimitan nuestras posibilidades de ser y actuar.</w:t>
       </w:r>
     </w:p>
-    <w:bookmarkEnd w:id="40"/>
-    <w:bookmarkStart w:id="41" w:name="Xb8ad7460e4029b33e9eb6e12ebf5db053fe7fef"/>
+    <w:bookmarkEnd w:id="42"/>
+    <w:bookmarkStart w:id="43" w:name="Xb8ad7460e4029b33e9eb6e12ebf5db053fe7fef"/>
     <w:p>
       <w:pPr>
         <w:pStyle w:val="Heading2"/>
@@ -606,8 +606,8 @@
         <w:t xml:space="preserve">En cualquier caso, si justifico mi naturaleza y la de los demás a partir de estas creencias, mi vida está limitada y restringida por ellas. Ninguno de los dos escenarios es realmente deseable: ser una mujer irracional o un hombre insensible. Ambos privan a cada género de una parte muy importante de la vida.</w:t>
       </w:r>
     </w:p>
-    <w:bookmarkEnd w:id="41"/>
-    <w:bookmarkStart w:id="42" w:name="integración-de-pensamiento-y-sentimiento"/>
+    <w:bookmarkEnd w:id="43"/>
+    <w:bookmarkStart w:id="44" w:name="integración-de-pensamiento-y-sentimiento"/>
     <w:p>
       <w:pPr>
         <w:pStyle w:val="Heading2"/>
@@ -659,8 +659,8 @@
         <w:t xml:space="preserve">Es interesante comenzar a integrar este tipo de términos, como el sentipensar, en nuestra vida cotidiana cuando no tenemos tan clara esta división entre el pensamiento y los sentimientos. Esta visión es muy cuestionable y parece ser incorrecta, aunque haya sido así en el desarrollo de la humanidad.</w:t>
       </w:r>
     </w:p>
-    <w:bookmarkEnd w:id="42"/>
-    <w:bookmarkStart w:id="43" w:name="X2cd2257f47f3c53a5d30ca42164848524946156"/>
+    <w:bookmarkEnd w:id="44"/>
+    <w:bookmarkStart w:id="45" w:name="X2cd2257f47f3c53a5d30ca42164848524946156"/>
     <w:p>
       <w:pPr>
         <w:pStyle w:val="Heading2"/>
@@ -749,8 +749,8 @@
         <w:t xml:space="preserve">Es crucial cuestionar estas afirmaciones sobre la naturaleza humana, como la de Thomas Hobbes, y plantearnos si realmente somos capaces de modificar nuestra supuesta naturaleza malvada, o si somos totalmente incapaces de hacerlo. También debemos cuestionar si esta es verdaderamente nuestra naturaleza, ya que hemos visto que existen diversas respuestas posibles que difieren de las afirmaciones de Hobbes.</w:t>
       </w:r>
     </w:p>
-    <w:bookmarkEnd w:id="43"/>
-    <w:bookmarkStart w:id="44" w:name="X3f8115fc127ed5b880ed2e1500b85a8ee2b7dfb"/>
+    <w:bookmarkEnd w:id="45"/>
+    <w:bookmarkStart w:id="46" w:name="X3f8115fc127ed5b880ed2e1500b85a8ee2b7dfb"/>
     <w:p>
       <w:pPr>
         <w:pStyle w:val="Heading2"/>
@@ -801,8 +801,8 @@
         <w:t xml:space="preserve">La elección de nuestra naturaleza humana implica establecer límites a nuestra propia naturaleza, y es en este punto donde surge la noción de lo político. Por ejemplo, al seleccionar una definición de naturaleza humana, se generan sesgos interpretativos en ámbitos que se consideran objetivos, como la ciencia. Nuestra concepción de la naturaleza humana puede influir en la interpretación de los resultados de investigaciones científicas.</w:t>
       </w:r>
     </w:p>
-    <w:bookmarkEnd w:id="44"/>
-    <w:bookmarkStart w:id="45" w:name="implicaciones-científicas"/>
+    <w:bookmarkEnd w:id="46"/>
+    <w:bookmarkStart w:id="47" w:name="implicaciones-científicas"/>
     <w:p>
       <w:pPr>
         <w:pStyle w:val="Heading2"/>
@@ -878,9 +878,9 @@
         <w:t xml:space="preserve">de Gina Ripo. Es un análisis profundo realizado por una destacada neuróloga que observa cómo gran parte de la historia de la neurociencia ha estado influenciada por cuestiones de género.</w:t>
       </w:r>
     </w:p>
-    <w:bookmarkEnd w:id="45"/>
-    <w:bookmarkEnd w:id="46"/>
-    <w:bookmarkStart w:id="47" w:name="conclusión"/>
+    <w:bookmarkEnd w:id="47"/>
+    <w:bookmarkEnd w:id="48"/>
+    <w:bookmarkStart w:id="49" w:name="conclusión"/>
     <w:p>
       <w:pPr>
         <w:pStyle w:val="Heading1"/>
@@ -921,8 +921,8 @@
         <w:t xml:space="preserve">Esto nos permitirá tomar un mayor control sobre nuestra propia vida y actuar de manera más consciente.</w:t>
       </w:r>
     </w:p>
-    <w:bookmarkEnd w:id="47"/>
-    <w:bookmarkStart w:id="66" w:name="publicaciones-similares"/>
+    <w:bookmarkEnd w:id="49"/>
+    <w:bookmarkStart w:id="68" w:name="publicaciones-similares"/>
     <w:p>
       <w:pPr>
         <w:pStyle w:val="Heading1"/>
@@ -947,11 +947,11 @@
           <w:numId w:val="1001"/>
         </w:numPr>
       </w:pPr>
-      <w:hyperlink r:id="rId48"/>
-      <w:r>
-        <w:t xml:space="preserve"> </w:t>
-      </w:r>
-      <w:hyperlink r:id="rId49">
+      <w:hyperlink r:id="rId50"/>
+      <w:r>
+        <w:t xml:space="preserve"> </w:t>
+      </w:r>
+      <w:hyperlink r:id="rId51">
         <w:r>
           <w:rPr>
             <w:rStyle w:val="Hyperlink"/>
@@ -968,11 +968,11 @@
           <w:numId w:val="1001"/>
         </w:numPr>
       </w:pPr>
-      <w:hyperlink r:id="rId50"/>
-      <w:r>
-        <w:t xml:space="preserve"> </w:t>
-      </w:r>
-      <w:hyperlink r:id="rId51">
+      <w:hyperlink r:id="rId52"/>
+      <w:r>
+        <w:t xml:space="preserve"> </w:t>
+      </w:r>
+      <w:hyperlink r:id="rId53">
         <w:r>
           <w:rPr>
             <w:rStyle w:val="Hyperlink"/>
@@ -989,11 +989,11 @@
           <w:numId w:val="1001"/>
         </w:numPr>
       </w:pPr>
-      <w:hyperlink r:id="rId52"/>
-      <w:r>
-        <w:t xml:space="preserve"> </w:t>
-      </w:r>
-      <w:hyperlink r:id="rId53">
+      <w:hyperlink r:id="rId54"/>
+      <w:r>
+        <w:t xml:space="preserve"> </w:t>
+      </w:r>
+      <w:hyperlink r:id="rId55">
         <w:r>
           <w:rPr>
             <w:rStyle w:val="Hyperlink"/>
@@ -1010,11 +1010,11 @@
           <w:numId w:val="1001"/>
         </w:numPr>
       </w:pPr>
-      <w:hyperlink r:id="rId54"/>
-      <w:r>
-        <w:t xml:space="preserve"> </w:t>
-      </w:r>
-      <w:hyperlink r:id="rId55">
+      <w:hyperlink r:id="rId56"/>
+      <w:r>
+        <w:t xml:space="preserve"> </w:t>
+      </w:r>
+      <w:hyperlink r:id="rId57">
         <w:r>
           <w:rPr>
             <w:rStyle w:val="Hyperlink"/>
@@ -1031,11 +1031,11 @@
           <w:numId w:val="1001"/>
         </w:numPr>
       </w:pPr>
-      <w:hyperlink r:id="rId56"/>
-      <w:r>
-        <w:t xml:space="preserve"> </w:t>
-      </w:r>
-      <w:hyperlink r:id="rId57">
+      <w:hyperlink r:id="rId58"/>
+      <w:r>
+        <w:t xml:space="preserve"> </w:t>
+      </w:r>
+      <w:hyperlink r:id="rId59">
         <w:r>
           <w:rPr>
             <w:rStyle w:val="Hyperlink"/>
@@ -1052,11 +1052,11 @@
           <w:numId w:val="1001"/>
         </w:numPr>
       </w:pPr>
-      <w:hyperlink r:id="rId58"/>
-      <w:r>
-        <w:t xml:space="preserve"> </w:t>
-      </w:r>
-      <w:hyperlink r:id="rId59">
+      <w:hyperlink r:id="rId60"/>
+      <w:r>
+        <w:t xml:space="preserve"> </w:t>
+      </w:r>
+      <w:hyperlink r:id="rId61">
         <w:r>
           <w:rPr>
             <w:rStyle w:val="Hyperlink"/>
@@ -1073,11 +1073,11 @@
           <w:numId w:val="1001"/>
         </w:numPr>
       </w:pPr>
-      <w:hyperlink r:id="rId60"/>
-      <w:r>
-        <w:t xml:space="preserve"> </w:t>
-      </w:r>
-      <w:hyperlink r:id="rId61">
+      <w:hyperlink r:id="rId62"/>
+      <w:r>
+        <w:t xml:space="preserve"> </w:t>
+      </w:r>
+      <w:hyperlink r:id="rId63">
         <w:r>
           <w:rPr>
             <w:rStyle w:val="Hyperlink"/>
@@ -1094,11 +1094,11 @@
           <w:numId w:val="1001"/>
         </w:numPr>
       </w:pPr>
-      <w:hyperlink r:id="rId62"/>
-      <w:r>
-        <w:t xml:space="preserve"> </w:t>
-      </w:r>
-      <w:hyperlink r:id="rId63">
+      <w:hyperlink r:id="rId64"/>
+      <w:r>
+        <w:t xml:space="preserve"> </w:t>
+      </w:r>
+      <w:hyperlink r:id="rId65">
         <w:r>
           <w:rPr>
             <w:rStyle w:val="Hyperlink"/>
@@ -1115,11 +1115,11 @@
           <w:numId w:val="1001"/>
         </w:numPr>
       </w:pPr>
-      <w:hyperlink r:id="rId64"/>
-      <w:r>
-        <w:t xml:space="preserve"> </w:t>
-      </w:r>
-      <w:hyperlink r:id="rId65">
+      <w:hyperlink r:id="rId66"/>
+      <w:r>
+        <w:t xml:space="preserve"> </w:t>
+      </w:r>
+      <w:hyperlink r:id="rId67">
         <w:r>
           <w:rPr>
             <w:rStyle w:val="Hyperlink"/>
@@ -1136,14 +1136,14 @@
         <w:t xml:space="preserve">Esperamos que encuentres estas publicaciones igualmente interesantes y útiles. ¡Disfruta de la lectura!</w:t>
       </w:r>
     </w:p>
-    <w:bookmarkEnd w:id="66"/>
+    <w:bookmarkEnd w:id="68"/>
     <w:sectPr>
-      <w:headerReference r:id="rId9" w:type="even"/>
-      <w:headerReference r:id="rId11" w:type="default"/>
-      <w:footerReference r:id="rId14" w:type="even"/>
-      <w:footerReference r:id="rId13" w:type="default"/>
-      <w:headerReference r:id="rId10" w:type="first"/>
-      <w:footerReference r:id="rId12" w:type="first"/>
+      <w:headerReference r:id="rId8" w:type="even"/>
+      <w:headerReference r:id="rId9" w:type="default"/>
+      <w:footerReference r:id="rId10" w:type="even"/>
+      <w:footerReference r:id="rId11" w:type="default"/>
+      <w:headerReference r:id="rId12" w:type="first"/>
+      <w:footerReference r:id="rId13" w:type="first"/>
       <w:pgSz w:h="15840" w:w="12240"/>
       <w:pgMar w:bottom="1440" w:footer="720" w:gutter="0" w:header="720" w:left="1440" w:right="1440" w:top="1440"/>
       <w:cols w:space="720"/>
@@ -1202,7 +1202,7 @@
       </w:r>
     </w:p>
   </w:footnote>
-  <w:footnote w:id="27">
+  <w:footnote w:id="29">
     <w:p>
       <w:pPr>
         <w:pStyle w:val="FootnoteText"/>
@@ -1245,7 +1245,7 @@
       </w:r>
     </w:p>
   </w:footnote>
-  <w:footnote w:id="28">
+  <w:footnote w:id="30">
     <w:p>
       <w:pPr>
         <w:pStyle w:val="FootnoteText"/>
@@ -1288,7 +1288,7 @@
       </w:r>
     </w:p>
   </w:footnote>
-  <w:footnote w:id="29">
+  <w:footnote w:id="31">
     <w:p>
       <w:pPr>
         <w:pStyle w:val="FootnoteText"/>
@@ -1319,7 +1319,7 @@
       </w:r>
     </w:p>
   </w:footnote>
-  <w:footnote w:id="32">
+  <w:footnote w:id="34">
     <w:p>
       <w:pPr>
         <w:pStyle w:val="FootnoteText"/>
@@ -1350,7 +1350,7 @@
       </w:r>
     </w:p>
   </w:footnote>
-  <w:footnote w:id="35">
+  <w:footnote w:id="37">
     <w:p>
       <w:pPr>
         <w:pStyle w:val="FootnoteText"/>
